--- a/lessons/5-9-group2/homework.docx
+++ b/lessons/5-9-group2/homework.docx
@@ -115,7 +115,7 @@
           <wp:inline distT="0" distB="0" distL="0" distR="0">
             <wp:extent cx="1047750" cy="790575"/>
             <wp:effectExtent t="0" r="0" b="0" l="0"/>
-            <wp:docPr id="1" name="" descr="" title=""/>
+            <wp:docPr id="1" name="Regular Polygon" descr="Picture illustrating the vocabulary word &quot;Regular Polygon&quot;" title="Regular Polygon"/>
             <wp:cNvGraphicFramePr>
               <a:graphicFrameLocks xmlns:a="http://schemas.openxmlformats.org/drawingml/2006/main" noChangeAspect="1"/>
             </wp:cNvGraphicFramePr>
@@ -161,10 +161,10 @@
           <w:b/>
           <w:bCs/>
         </w:rPr>
-        <w:t xml:space="preserve">Area of Regular Polygons (Área de polígonos regulares)</w:t>
-      </w:r>
-      <w:r>
-        <w:t xml:space="preserve"> — The space a regular polygon covers. Split it from the center into identical triangles, find one triangle's area, then multiply by how many there are.</w:t>
+        <w:t xml:space="preserve">Regular Polygon (Polígono regular)</w:t>
+      </w:r>
+      <w:r>
+        <w:t xml:space="preserve"> — A closed flat shape made of straight sides, where every side is the same length and every angle is the same size.</w:t>
       </w:r>
     </w:p>
     <w:p>
@@ -178,7 +178,7 @@
           <wp:inline distT="0" distB="0" distL="0" distR="0">
             <wp:extent cx="1047750" cy="790575"/>
             <wp:effectExtent t="0" r="0" b="0" l="0"/>
-            <wp:docPr id="1" name="" descr="" title=""/>
+            <wp:docPr id="1" name="Decompose" descr="Picture illustrating the vocabulary word &quot;Decompose&quot;" title="Decompose"/>
             <wp:cNvGraphicFramePr>
               <a:graphicFrameLocks xmlns:a="http://schemas.openxmlformats.org/drawingml/2006/main" noChangeAspect="1"/>
             </wp:cNvGraphicFramePr>
@@ -224,10 +224,10 @@
           <w:b/>
           <w:bCs/>
         </w:rPr>
-        <w:t xml:space="preserve">Regular Polygon (Polígono regular)</w:t>
-      </w:r>
-      <w:r>
-        <w:t xml:space="preserve"> — A closed flat shape made of straight sides, where every side is the same length and every angle is the same size.</w:t>
+        <w:t xml:space="preserve">Decompose (Descomponer)</w:t>
+      </w:r>
+      <w:r>
+        <w:t xml:space="preserve"> — To break a shape into smaller, simpler shapes.</w:t>
       </w:r>
     </w:p>
     <w:p>
@@ -239,9 +239,9 @@
       <w:r>
         <w:drawing>
           <wp:inline distT="0" distB="0" distL="0" distR="0">
-            <wp:extent cx="1047750" cy="790575"/>
+            <wp:extent cx="1047750" cy="695325"/>
             <wp:effectExtent t="0" r="0" b="0" l="0"/>
-            <wp:docPr id="1" name="" descr="" title=""/>
+            <wp:docPr id="1" name="Triangle" descr="Picture illustrating the vocabulary word &quot;Triangle&quot;" title="Triangle"/>
             <wp:cNvGraphicFramePr>
               <a:graphicFrameLocks xmlns:a="http://schemas.openxmlformats.org/drawingml/2006/main" noChangeAspect="1"/>
             </wp:cNvGraphicFramePr>
@@ -264,7 +264,7 @@
                   <pic:spPr bwMode="auto">
                     <a:xfrm>
                       <a:off x="0" y="0"/>
-                      <a:ext cx="1047750" cy="790575"/>
+                      <a:ext cx="1047750" cy="695325"/>
                     </a:xfrm>
                     <a:prstGeom prst="rect">
                       <a:avLst/>
@@ -287,10 +287,10 @@
           <w:b/>
           <w:bCs/>
         </w:rPr>
-        <w:t xml:space="preserve">Decompose (Descomponer)</w:t>
-      </w:r>
-      <w:r>
-        <w:t xml:space="preserve"> — To break a shape into smaller, simpler shapes.</w:t>
+        <w:t xml:space="preserve">Triangle (Triángulo)</w:t>
+      </w:r>
+      <w:r>
+        <w:t xml:space="preserve"> — A shape with three sides.</w:t>
       </w:r>
     </w:p>
     <w:p>
@@ -302,9 +302,9 @@
       <w:r>
         <w:drawing>
           <wp:inline distT="0" distB="0" distL="0" distR="0">
-            <wp:extent cx="1047750" cy="695325"/>
+            <wp:extent cx="1047750" cy="790575"/>
             <wp:effectExtent t="0" r="0" b="0" l="0"/>
-            <wp:docPr id="1" name="" descr="" title=""/>
+            <wp:docPr id="1" name="Composite" descr="Picture illustrating the vocabulary word &quot;Composite&quot;" title="Composite"/>
             <wp:cNvGraphicFramePr>
               <a:graphicFrameLocks xmlns:a="http://schemas.openxmlformats.org/drawingml/2006/main" noChangeAspect="1"/>
             </wp:cNvGraphicFramePr>
@@ -327,7 +327,7 @@
                   <pic:spPr bwMode="auto">
                     <a:xfrm>
                       <a:off x="0" y="0"/>
-                      <a:ext cx="1047750" cy="695325"/>
+                      <a:ext cx="1047750" cy="790575"/>
                     </a:xfrm>
                     <a:prstGeom prst="rect">
                       <a:avLst/>
@@ -350,10 +350,10 @@
           <w:b/>
           <w:bCs/>
         </w:rPr>
-        <w:t xml:space="preserve">Triangle (Triángulo)</w:t>
-      </w:r>
-      <w:r>
-        <w:t xml:space="preserve"> — A shape with three sides.</w:t>
+        <w:t xml:space="preserve">Composite (Compuesto)</w:t>
+      </w:r>
+      <w:r>
+        <w:t xml:space="preserve"> — Made by putting two or more simple shapes together.</w:t>
       </w:r>
     </w:p>
     <w:p>
@@ -367,7 +367,7 @@
           <wp:inline distT="0" distB="0" distL="0" distR="0">
             <wp:extent cx="1047750" cy="790575"/>
             <wp:effectExtent t="0" r="0" b="0" l="0"/>
-            <wp:docPr id="1" name="" descr="" title=""/>
+            <wp:docPr id="1" name="Formula" descr="Picture illustrating the vocabulary word &quot;Formula&quot;" title="Formula"/>
             <wp:cNvGraphicFramePr>
               <a:graphicFrameLocks xmlns:a="http://schemas.openxmlformats.org/drawingml/2006/main" noChangeAspect="1"/>
             </wp:cNvGraphicFramePr>
@@ -413,69 +413,6 @@
           <w:b/>
           <w:bCs/>
         </w:rPr>
-        <w:t xml:space="preserve">Composite (Compuesto)</w:t>
-      </w:r>
-      <w:r>
-        <w:t xml:space="preserve"> — Made by putting two or more simple shapes together.</w:t>
-      </w:r>
-    </w:p>
-    <w:p>
-      <w:pPr>
-        <w:keepNext/>
-        <w:spacing w:after="20" w:before="80"/>
-        <w:jc w:val="center"/>
-      </w:pPr>
-      <w:r>
-        <w:drawing>
-          <wp:inline distT="0" distB="0" distL="0" distR="0">
-            <wp:extent cx="1047750" cy="790575"/>
-            <wp:effectExtent t="0" r="0" b="0" l="0"/>
-            <wp:docPr id="1" name="" descr="" title=""/>
-            <wp:cNvGraphicFramePr>
-              <a:graphicFrameLocks xmlns:a="http://schemas.openxmlformats.org/drawingml/2006/main" noChangeAspect="1"/>
-            </wp:cNvGraphicFramePr>
-            <a:graphic xmlns:a="http://schemas.openxmlformats.org/drawingml/2006/main">
-              <a:graphicData uri="http://schemas.openxmlformats.org/drawingml/2006/picture">
-                <pic:pic xmlns:pic="http://schemas.openxmlformats.org/drawingml/2006/picture">
-                  <pic:nvPicPr>
-                    <pic:cNvPr id="0" name="" descr=""/>
-                    <pic:cNvPicPr>
-                      <a:picLocks noChangeAspect="1" noChangeArrowheads="1"/>
-                    </pic:cNvPicPr>
-                  </pic:nvPicPr>
-                  <pic:blipFill>
-                    <a:blip r:embed="rId12" cstate="none"/>
-                    <a:srcRect/>
-                    <a:stretch>
-                      <a:fillRect/>
-                    </a:stretch>
-                  </pic:blipFill>
-                  <pic:spPr bwMode="auto">
-                    <a:xfrm>
-                      <a:off x="0" y="0"/>
-                      <a:ext cx="1047750" cy="790575"/>
-                    </a:xfrm>
-                    <a:prstGeom prst="rect">
-                      <a:avLst/>
-                    </a:prstGeom>
-                  </pic:spPr>
-                </pic:pic>
-              </a:graphicData>
-            </a:graphic>
-          </wp:inline>
-        </w:drawing>
-      </w:r>
-    </w:p>
-    <w:p>
-      <w:pPr>
-        <w:keepNext/>
-        <w:spacing w:after="120"/>
-      </w:pPr>
-      <w:r>
-        <w:rPr>
-          <w:b/>
-          <w:bCs/>
-        </w:rPr>
         <w:t xml:space="preserve">Formula (Fórmula)</w:t>
       </w:r>
       <w:r>
@@ -770,15 +707,15 @@
         <w:spacing w:after="40" w:before="0"/>
       </w:pPr>
       <w:r>
-        <w:t xml:space="preserve">     A. 72 cm²</w:t>
-      </w:r>
-    </w:p>
-    <w:p>
-      <w:pPr>
-        <w:spacing w:after="40" w:before="0"/>
-      </w:pPr>
-      <w:r>
-        <w:t xml:space="preserve">     B. 12 cm²</w:t>
+        <w:t xml:space="preserve">     A. 12 cm²</w:t>
+      </w:r>
+    </w:p>
+    <w:p>
+      <w:pPr>
+        <w:spacing w:after="40" w:before="0"/>
+      </w:pPr>
+      <w:r>
+        <w:t xml:space="preserve">     B. 18 cm²</w:t>
       </w:r>
     </w:p>
     <w:p>
@@ -794,7 +731,7 @@
         <w:spacing w:after="40" w:before="0"/>
       </w:pPr>
       <w:r>
-        <w:t xml:space="preserve">     D. 18 cm²</w:t>
+        <w:t xml:space="preserve">     D. 72 cm²</w:t>
       </w:r>
     </w:p>
     <w:p>
@@ -927,7 +864,7 @@
           <w:b/>
           <w:bCs/>
         </w:rPr>
-        <w:t xml:space="preserve">4. A. 72 cm²</w:t>
+        <w:t xml:space="preserve">4. D. 72 cm²</w:t>
       </w:r>
     </w:p>
     <w:p>
@@ -1136,7 +1073,14 @@
 <file path=word/styles.xml><?xml version="1.0" encoding="utf-8"?>
 <w:styles xmlns:mc="http://schemas.openxmlformats.org/markup-compatibility/2006" xmlns:r="http://schemas.openxmlformats.org/officeDocument/2006/relationships" xmlns:w="http://schemas.openxmlformats.org/wordprocessingml/2006/main" xmlns:w14="http://schemas.microsoft.com/office/word/2010/wordml" xmlns:w15="http://schemas.microsoft.com/office/word/2012/wordml" mc:Ignorable="w14 w15">
   <w:docDefaults>
-    <w:rPrDefault/>
+    <w:rPrDefault>
+      <w:rPr>
+        <w:rFonts w:ascii="Arial" w:cs="Arial" w:eastAsia="Arial" w:hAnsi="Arial"/>
+        <w:sz w:val="22"/>
+        <w:szCs w:val="22"/>
+        <w:lang w:val="en-US"/>
+      </w:rPr>
+    </w:rPrDefault>
     <w:pPrDefault/>
   </w:docDefaults>
   <w:style w:type="paragraph" w:styleId="Title">
@@ -1154,10 +1098,16 @@
     <w:basedOn w:val="Normal"/>
     <w:next w:val="Normal"/>
     <w:qFormat/>
-    <w:rPr>
-      <w:color w:val="2E74B5"/>
-      <w:sz w:val="32"/>
-      <w:szCs w:val="32"/>
+    <w:pPr>
+      <w:keepNext/>
+    </w:pPr>
+    <w:rPr>
+      <w:rFonts w:ascii="Arial" w:cs="Arial" w:eastAsia="Arial" w:hAnsi="Arial"/>
+      <w:b/>
+      <w:bCs/>
+      <w:color w:val="183E56"/>
+      <w:sz w:val="34"/>
+      <w:szCs w:val="34"/>
     </w:rPr>
   </w:style>
   <w:style w:type="paragraph" w:styleId="Heading2">
@@ -1165,8 +1115,14 @@
     <w:basedOn w:val="Normal"/>
     <w:next w:val="Normal"/>
     <w:qFormat/>
-    <w:rPr>
-      <w:color w:val="2E74B5"/>
+    <w:pPr>
+      <w:keepNext/>
+    </w:pPr>
+    <w:rPr>
+      <w:rFonts w:ascii="Arial" w:cs="Arial" w:eastAsia="Arial" w:hAnsi="Arial"/>
+      <w:b/>
+      <w:bCs/>
+      <w:color w:val="176B70"/>
       <w:sz w:val="26"/>
       <w:szCs w:val="26"/>
     </w:rPr>

--- a/lessons/5-9-group2/homework.docx
+++ b/lessons/5-9-group2/homework.docx
@@ -745,148 +745,6 @@
         <w:t xml:space="preserve">______________________________________________________________________</w:t>
       </w:r>
     </w:p>
-    <w:p>
-      <w:r>
-        <w:br w:type="page"/>
-      </w:r>
-    </w:p>
-    <w:p>
-      <w:pPr>
-        <w:pStyle w:val="Heading1"/>
-        <w:spacing w:after="120"/>
-      </w:pPr>
-      <w:r>
-        <w:rPr>
-          <w:b/>
-          <w:bCs/>
-        </w:rPr>
-        <w:t xml:space="preserve">Answer Key (Teacher)</w:t>
-      </w:r>
-    </w:p>
-    <w:p>
-      <w:pPr>
-        <w:spacing w:after="40" w:before="0"/>
-      </w:pPr>
-      <w:r>
-        <w:rPr>
-          <w:b/>
-          <w:bCs/>
-        </w:rPr>
-        <w:t xml:space="preserve">1. Spot the Common Mistake</w:t>
-      </w:r>
-    </w:p>
-    <w:p>
-      <w:pPr>
-        <w:spacing w:after="20" w:before="0"/>
-      </w:pPr>
-      <w:r>
-        <w:t xml:space="preserve">     The mistake is in Step 3.</w:t>
-      </w:r>
-    </w:p>
-    <w:p>
-      <w:pPr>
-        <w:spacing w:after="20" w:before="0"/>
-      </w:pPr>
-      <w:r>
-        <w:t xml:space="preserve">     Correct work: The student forgot to multiply by ½ when finding the triangle's area. A = ½ × 6 × 4 = 12 sq ft, so Total = 5 × 12 = 60 sq ft.</w:t>
-      </w:r>
-    </w:p>
-    <w:p>
-      <w:pPr>
-        <w:spacing w:after="80" w:before="0"/>
-      </w:pPr>
-      <w:r>
-        <w:t xml:space="preserve">     Watch for: In the step that finds one triangle's area, the student used 6 × 4 = 24 and left out the ½. A triangle is half of the rectangle with the same base and height, so A = ½ × 6 × 4 = 12 sq ft and the pentagon's total is 5 × 12 = 60 sq ft.</w:t>
-      </w:r>
-    </w:p>
-    <w:p>
-      <w:pPr>
-        <w:spacing w:after="40" w:before="0"/>
-      </w:pPr>
-      <w:r>
-        <w:rPr>
-          <w:b/>
-          <w:bCs/>
-        </w:rPr>
-        <w:t xml:space="preserve">2. Find the Area Error</w:t>
-      </w:r>
-    </w:p>
-    <w:p>
-      <w:pPr>
-        <w:spacing w:after="20" w:before="0"/>
-      </w:pPr>
-      <w:r>
-        <w:t xml:space="preserve">     The mistake is in Step 4.</w:t>
-      </w:r>
-    </w:p>
-    <w:p>
-      <w:pPr>
-        <w:spacing w:after="20" w:before="0"/>
-      </w:pPr>
-      <w:r>
-        <w:t xml:space="preserve">     Correct work: To find total area, multiply (not add): Total = 10.75 × 6 = 64.5 sq m. Six equal triangles means 6 times one triangle's area.</w:t>
-      </w:r>
-    </w:p>
-    <w:p>
-      <w:pPr>
-        <w:spacing w:after="80" w:before="0"/>
-      </w:pPr>
-      <w:r>
-        <w:t xml:space="preserve">     Watch for: One triangle at 10.75 sq m is correct, but the last step added the 6 instead of using it as a count. Six congruent triangles means six copies of that area, so Total = 10.75 × 6 = 64.5 sq m.</w:t>
-      </w:r>
-    </w:p>
-    <w:p>
-      <w:pPr>
-        <w:spacing w:after="40" w:before="0"/>
-      </w:pPr>
-      <w:r>
-        <w:rPr>
-          <w:b/>
-          <w:bCs/>
-        </w:rPr>
-        <w:t xml:space="preserve">3. Open response — answers will vary.</w:t>
-      </w:r>
-    </w:p>
-    <w:p>
-      <w:pPr>
-        <w:spacing w:after="80" w:before="0"/>
-      </w:pPr>
-      <w:r>
-        <w:t xml:space="preserve">     Look for key words: hexagon, pentagon, triangles, multiply, sides, decompose, area.</w:t>
-      </w:r>
-    </w:p>
-    <w:p>
-      <w:pPr>
-        <w:spacing w:after="40" w:before="0"/>
-      </w:pPr>
-      <w:r>
-        <w:rPr>
-          <w:b/>
-          <w:bCs/>
-        </w:rPr>
-        <w:t xml:space="preserve">4. D. 72 cm²</w:t>
-      </w:r>
-    </w:p>
-    <w:p>
-      <w:pPr>
-        <w:spacing w:after="20" w:before="0"/>
-      </w:pPr>
-      <w:r>
-        <w:t xml:space="preserve">     A hexagon has 6 sides, so it splits into 6 equal triangles. Total = 6 × 12 = 72 cm².</w:t>
-      </w:r>
-    </w:p>
-    <w:p>
-      <w:pPr>
-        <w:spacing w:after="80" w:before="0"/>
-      </w:pPr>
-      <w:r>
-        <w:rPr>
-          <w:i/>
-          <w:iCs/>
-        </w:rPr>
-        <w:t xml:space="preserve">     Watch for: A common mistake in Area of Regular Polygons is stopping after finding the area of ONE triangle and reporting that as the total area — or adding the number of triangles instead of multiplying. Remember: total area = (one triangle's area) × (number of sides), not (one triangle's area) + (number of sides).</w:t>
-      </w:r>
-    </w:p>
     <w:sectPr>
       <w:pgSz w:w="11906" w:h="16838" w:orient="portrait"/>
       <w:pgMar w:top="720" w:right="900" w:bottom="720" w:left="900" w:header="708" w:footer="708" w:gutter="0"/>
